--- a/Задание 6 Регулярное/Задание 6.docx
+++ b/Задание 6 Регулярное/Задание 6.docx
@@ -8,12 +8,7 @@
         <w:ind w:firstLine="720"/>
       </w:pPr>
       <w:r>
-        <w:t>Кирюхин Д.М., Ляпина Е.П., Меркулов Д.А., Сидоренко В.Г. Современные технологии сбора информации: Учебное пособие. </w:t>
-      </w:r>
-      <w:bookmarkStart w:id="0" w:name="_GoBack"/>
-      <w:bookmarkEnd w:id="0"/>
-      <w:r>
-        <w:t xml:space="preserve">- М.: РУТ(МИИТ), 2023. - 56 с. - </w:t>
+        <w:t xml:space="preserve">Кирюхин Д.М., Ляпина Е.П., Меркулов Д.А., Сидоренко В.Г. Современные технологии сбора информации: Учебное пособие. - М.: РУТ(МИИТ), 2023. - 56 с. - </w:t>
       </w:r>
     </w:p>
     <w:p>
@@ -154,6 +149,1174 @@
         <w:t>Например: "ТКИ-511_Ионова_М_Ю_В2_Traversal_Создание регулярных выражений_ТРИ"</w:t>
       </w:r>
     </w:p>
+    <w:tbl>
+      <w:tblPr>
+        <w:tblW w:w="9351" w:type="dxa"/>
+        <w:tblBorders>
+          <w:top w:val="single" w:sz="4" w:space="0" w:color="auto"/>
+          <w:left w:val="single" w:sz="4" w:space="0" w:color="auto"/>
+          <w:right w:val="single" w:sz="4" w:space="0" w:color="auto"/>
+          <w:insideH w:val="single" w:sz="4" w:space="0" w:color="auto"/>
+          <w:insideV w:val="single" w:sz="4" w:space="0" w:color="auto"/>
+        </w:tblBorders>
+        <w:tblLook w:val="04A0" w:firstRow="1" w:lastRow="0" w:firstColumn="1" w:lastColumn="0" w:noHBand="0" w:noVBand="1"/>
+      </w:tblPr>
+      <w:tblGrid>
+        <w:gridCol w:w="940"/>
+        <w:gridCol w:w="876"/>
+        <w:gridCol w:w="6401"/>
+        <w:gridCol w:w="1134"/>
+      </w:tblGrid>
+      <w:tr>
+        <w:trPr>
+          <w:trHeight w:val="20"/>
+        </w:trPr>
+        <w:tc>
+          <w:tcPr>
+            <w:tcW w:w="940" w:type="dxa"/>
+            <w:shd w:val="clear" w:color="auto" w:fill="auto"/>
+            <w:noWrap/>
+            <w:vAlign w:val="center"/>
+            <w:hideMark/>
+          </w:tcPr>
+          <w:p>
+            <w:pPr>
+              <w:spacing w:line="240" w:lineRule="auto"/>
+              <w:ind w:firstLine="0"/>
+              <w:jc w:val="center"/>
+            </w:pPr>
+            <w:r>
+              <w:t>1</w:t>
+            </w:r>
+          </w:p>
+        </w:tc>
+        <w:tc>
+          <w:tcPr>
+            <w:tcW w:w="876" w:type="dxa"/>
+            <w:vAlign w:val="bottom"/>
+          </w:tcPr>
+          <w:p>
+            <w:pPr>
+              <w:spacing w:line="240" w:lineRule="auto"/>
+              <w:ind w:firstLine="0"/>
+              <w:jc w:val="center"/>
+            </w:pPr>
+            <w:r>
+              <w:t>dev.txt</w:t>
+            </w:r>
+          </w:p>
+        </w:tc>
+        <w:tc>
+          <w:tcPr>
+            <w:tcW w:w="6401" w:type="dxa"/>
+            <w:vAlign w:val="bottom"/>
+          </w:tcPr>
+          <w:p>
+            <w:pPr>
+              <w:spacing w:line="240" w:lineRule="auto"/>
+              <w:ind w:firstLine="0"/>
+              <w:jc w:val="center"/>
+            </w:pPr>
+            <w:r>
+              <w:t xml:space="preserve">адреса электронной почты, оканчивающиеся на </w:t>
+            </w:r>
+          </w:p>
+        </w:tc>
+        <w:tc>
+          <w:tcPr>
+            <w:tcW w:w="1134" w:type="dxa"/>
+            <w:vAlign w:val="bottom"/>
+          </w:tcPr>
+          <w:p>
+            <w:pPr>
+              <w:spacing w:line="240" w:lineRule="auto"/>
+              <w:ind w:firstLine="0"/>
+              <w:jc w:val="center"/>
+            </w:pPr>
+            <w:r>
+              <w:t>.net</w:t>
+            </w:r>
+          </w:p>
+        </w:tc>
+      </w:tr>
+      <w:tr>
+        <w:trPr>
+          <w:trHeight w:val="20"/>
+        </w:trPr>
+        <w:tc>
+          <w:tcPr>
+            <w:tcW w:w="940" w:type="dxa"/>
+            <w:shd w:val="clear" w:color="auto" w:fill="auto"/>
+            <w:noWrap/>
+            <w:vAlign w:val="center"/>
+            <w:hideMark/>
+          </w:tcPr>
+          <w:p>
+            <w:pPr>
+              <w:spacing w:line="240" w:lineRule="auto"/>
+              <w:ind w:firstLine="0"/>
+              <w:jc w:val="center"/>
+            </w:pPr>
+            <w:r>
+              <w:t>2</w:t>
+            </w:r>
+          </w:p>
+        </w:tc>
+        <w:tc>
+          <w:tcPr>
+            <w:tcW w:w="876" w:type="dxa"/>
+            <w:vAlign w:val="bottom"/>
+          </w:tcPr>
+          <w:p>
+            <w:pPr>
+              <w:spacing w:line="240" w:lineRule="auto"/>
+              <w:ind w:firstLine="0"/>
+              <w:jc w:val="center"/>
+            </w:pPr>
+            <w:r>
+              <w:t>test.txt</w:t>
+            </w:r>
+          </w:p>
+        </w:tc>
+        <w:tc>
+          <w:tcPr>
+            <w:tcW w:w="6401" w:type="dxa"/>
+            <w:vAlign w:val="bottom"/>
+          </w:tcPr>
+          <w:p>
+            <w:pPr>
+              <w:spacing w:line="240" w:lineRule="auto"/>
+              <w:ind w:firstLine="0"/>
+              <w:jc w:val="center"/>
+            </w:pPr>
+            <w:r>
+              <w:t>ipv4</w:t>
+            </w:r>
+          </w:p>
+        </w:tc>
+        <w:tc>
+          <w:tcPr>
+            <w:tcW w:w="1134" w:type="dxa"/>
+            <w:vAlign w:val="bottom"/>
+          </w:tcPr>
+          <w:p>
+            <w:pPr>
+              <w:spacing w:line="240" w:lineRule="auto"/>
+              <w:ind w:firstLine="0"/>
+              <w:jc w:val="center"/>
+            </w:pPr>
+            <w:r>
+              <w:t> </w:t>
+            </w:r>
+          </w:p>
+        </w:tc>
+      </w:tr>
+      <w:tr>
+        <w:trPr>
+          <w:trHeight w:val="20"/>
+        </w:trPr>
+        <w:tc>
+          <w:tcPr>
+            <w:tcW w:w="940" w:type="dxa"/>
+            <w:shd w:val="clear" w:color="auto" w:fill="auto"/>
+            <w:noWrap/>
+            <w:vAlign w:val="center"/>
+            <w:hideMark/>
+          </w:tcPr>
+          <w:p>
+            <w:pPr>
+              <w:spacing w:line="240" w:lineRule="auto"/>
+              <w:ind w:firstLine="0"/>
+              <w:jc w:val="center"/>
+            </w:pPr>
+            <w:r>
+              <w:t>3</w:t>
+            </w:r>
+          </w:p>
+        </w:tc>
+        <w:tc>
+          <w:tcPr>
+            <w:tcW w:w="876" w:type="dxa"/>
+            <w:vAlign w:val="bottom"/>
+          </w:tcPr>
+          <w:p>
+            <w:pPr>
+              <w:spacing w:line="240" w:lineRule="auto"/>
+              <w:ind w:firstLine="0"/>
+              <w:jc w:val="center"/>
+            </w:pPr>
+            <w:r>
+              <w:t>dev.txt</w:t>
+            </w:r>
+          </w:p>
+        </w:tc>
+        <w:tc>
+          <w:tcPr>
+            <w:tcW w:w="6401" w:type="dxa"/>
+            <w:vAlign w:val="bottom"/>
+          </w:tcPr>
+          <w:p>
+            <w:pPr>
+              <w:spacing w:line="240" w:lineRule="auto"/>
+              <w:ind w:firstLine="0"/>
+              <w:jc w:val="center"/>
+            </w:pPr>
+            <w:r>
+              <w:t xml:space="preserve">адреса электронной почты, оканчивающиеся на </w:t>
+            </w:r>
+          </w:p>
+        </w:tc>
+        <w:tc>
+          <w:tcPr>
+            <w:tcW w:w="1134" w:type="dxa"/>
+            <w:vAlign w:val="bottom"/>
+          </w:tcPr>
+          <w:p>
+            <w:pPr>
+              <w:spacing w:line="240" w:lineRule="auto"/>
+              <w:ind w:firstLine="0"/>
+              <w:jc w:val="center"/>
+            </w:pPr>
+            <w:r>
+              <w:t>.com</w:t>
+            </w:r>
+          </w:p>
+        </w:tc>
+      </w:tr>
+      <w:tr>
+        <w:trPr>
+          <w:trHeight w:val="20"/>
+        </w:trPr>
+        <w:tc>
+          <w:tcPr>
+            <w:tcW w:w="940" w:type="dxa"/>
+            <w:shd w:val="clear" w:color="auto" w:fill="auto"/>
+            <w:noWrap/>
+            <w:vAlign w:val="center"/>
+            <w:hideMark/>
+          </w:tcPr>
+          <w:p>
+            <w:pPr>
+              <w:spacing w:line="240" w:lineRule="auto"/>
+              <w:ind w:firstLine="0"/>
+              <w:jc w:val="center"/>
+            </w:pPr>
+            <w:r>
+              <w:t>4</w:t>
+            </w:r>
+          </w:p>
+        </w:tc>
+        <w:tc>
+          <w:tcPr>
+            <w:tcW w:w="876" w:type="dxa"/>
+            <w:vAlign w:val="bottom"/>
+          </w:tcPr>
+          <w:p>
+            <w:pPr>
+              <w:spacing w:line="240" w:lineRule="auto"/>
+              <w:ind w:firstLine="0"/>
+              <w:jc w:val="center"/>
+            </w:pPr>
+            <w:r>
+              <w:t>test.txt</w:t>
+            </w:r>
+          </w:p>
+        </w:tc>
+        <w:tc>
+          <w:tcPr>
+            <w:tcW w:w="6401" w:type="dxa"/>
+            <w:vAlign w:val="bottom"/>
+          </w:tcPr>
+          <w:p>
+            <w:pPr>
+              <w:spacing w:line="240" w:lineRule="auto"/>
+              <w:ind w:firstLine="0"/>
+              <w:jc w:val="center"/>
+            </w:pPr>
+            <w:r>
+              <w:t>географические координаты</w:t>
+            </w:r>
+          </w:p>
+        </w:tc>
+        <w:tc>
+          <w:tcPr>
+            <w:tcW w:w="1134" w:type="dxa"/>
+            <w:vAlign w:val="bottom"/>
+          </w:tcPr>
+          <w:p>
+            <w:pPr>
+              <w:spacing w:line="240" w:lineRule="auto"/>
+              <w:ind w:firstLine="0"/>
+              <w:jc w:val="center"/>
+            </w:pPr>
+            <w:r>
+              <w:t> </w:t>
+            </w:r>
+          </w:p>
+        </w:tc>
+      </w:tr>
+      <w:tr>
+        <w:trPr>
+          <w:trHeight w:val="20"/>
+        </w:trPr>
+        <w:tc>
+          <w:tcPr>
+            <w:tcW w:w="940" w:type="dxa"/>
+            <w:shd w:val="clear" w:color="auto" w:fill="auto"/>
+            <w:noWrap/>
+            <w:vAlign w:val="center"/>
+            <w:hideMark/>
+          </w:tcPr>
+          <w:p>
+            <w:pPr>
+              <w:spacing w:line="240" w:lineRule="auto"/>
+              <w:ind w:firstLine="0"/>
+              <w:jc w:val="center"/>
+            </w:pPr>
+            <w:r>
+              <w:t>5</w:t>
+            </w:r>
+          </w:p>
+        </w:tc>
+        <w:tc>
+          <w:tcPr>
+            <w:tcW w:w="876" w:type="dxa"/>
+            <w:vAlign w:val="bottom"/>
+          </w:tcPr>
+          <w:p>
+            <w:pPr>
+              <w:spacing w:line="240" w:lineRule="auto"/>
+              <w:ind w:firstLine="0"/>
+              <w:jc w:val="center"/>
+            </w:pPr>
+            <w:r>
+              <w:t>dev.txt</w:t>
+            </w:r>
+          </w:p>
+        </w:tc>
+        <w:tc>
+          <w:tcPr>
+            <w:tcW w:w="6401" w:type="dxa"/>
+            <w:vAlign w:val="bottom"/>
+          </w:tcPr>
+          <w:p>
+            <w:pPr>
+              <w:spacing w:line="240" w:lineRule="auto"/>
+              <w:ind w:firstLine="0"/>
+              <w:jc w:val="center"/>
+            </w:pPr>
+            <w:r>
+              <w:t xml:space="preserve">адреса электронной почты, оканчивающиеся на </w:t>
+            </w:r>
+          </w:p>
+        </w:tc>
+        <w:tc>
+          <w:tcPr>
+            <w:tcW w:w="1134" w:type="dxa"/>
+            <w:vAlign w:val="bottom"/>
+          </w:tcPr>
+          <w:p>
+            <w:pPr>
+              <w:spacing w:line="240" w:lineRule="auto"/>
+              <w:ind w:firstLine="0"/>
+              <w:jc w:val="center"/>
+            </w:pPr>
+            <w:r>
+              <w:t>.org</w:t>
+            </w:r>
+          </w:p>
+        </w:tc>
+      </w:tr>
+      <w:tr>
+        <w:trPr>
+          <w:trHeight w:val="20"/>
+        </w:trPr>
+        <w:tc>
+          <w:tcPr>
+            <w:tcW w:w="940" w:type="dxa"/>
+            <w:shd w:val="clear" w:color="auto" w:fill="auto"/>
+            <w:noWrap/>
+            <w:vAlign w:val="center"/>
+            <w:hideMark/>
+          </w:tcPr>
+          <w:p>
+            <w:pPr>
+              <w:spacing w:line="240" w:lineRule="auto"/>
+              <w:ind w:firstLine="0"/>
+              <w:jc w:val="center"/>
+            </w:pPr>
+            <w:r>
+              <w:t>6</w:t>
+            </w:r>
+          </w:p>
+        </w:tc>
+        <w:tc>
+          <w:tcPr>
+            <w:tcW w:w="876" w:type="dxa"/>
+            <w:vAlign w:val="bottom"/>
+          </w:tcPr>
+          <w:p>
+            <w:pPr>
+              <w:spacing w:line="240" w:lineRule="auto"/>
+              <w:ind w:firstLine="0"/>
+              <w:jc w:val="center"/>
+            </w:pPr>
+            <w:r>
+              <w:t>test.txt</w:t>
+            </w:r>
+          </w:p>
+        </w:tc>
+        <w:tc>
+          <w:tcPr>
+            <w:tcW w:w="6401" w:type="dxa"/>
+            <w:vAlign w:val="bottom"/>
+          </w:tcPr>
+          <w:p>
+            <w:pPr>
+              <w:spacing w:line="240" w:lineRule="auto"/>
+              <w:ind w:firstLine="0"/>
+              <w:jc w:val="center"/>
+            </w:pPr>
+            <w:r>
+              <w:t>телефонные номера</w:t>
+            </w:r>
+          </w:p>
+        </w:tc>
+        <w:tc>
+          <w:tcPr>
+            <w:tcW w:w="1134" w:type="dxa"/>
+            <w:vAlign w:val="bottom"/>
+          </w:tcPr>
+          <w:p>
+            <w:pPr>
+              <w:spacing w:line="240" w:lineRule="auto"/>
+              <w:ind w:firstLine="0"/>
+              <w:jc w:val="center"/>
+            </w:pPr>
+            <w:r>
+              <w:t> </w:t>
+            </w:r>
+          </w:p>
+        </w:tc>
+      </w:tr>
+      <w:tr>
+        <w:trPr>
+          <w:trHeight w:val="20"/>
+        </w:trPr>
+        <w:tc>
+          <w:tcPr>
+            <w:tcW w:w="940" w:type="dxa"/>
+            <w:shd w:val="clear" w:color="auto" w:fill="auto"/>
+            <w:noWrap/>
+            <w:vAlign w:val="center"/>
+            <w:hideMark/>
+          </w:tcPr>
+          <w:p>
+            <w:pPr>
+              <w:spacing w:line="240" w:lineRule="auto"/>
+              <w:ind w:firstLine="0"/>
+              <w:jc w:val="center"/>
+            </w:pPr>
+            <w:r>
+              <w:t>7</w:t>
+            </w:r>
+          </w:p>
+        </w:tc>
+        <w:tc>
+          <w:tcPr>
+            <w:tcW w:w="876" w:type="dxa"/>
+            <w:vAlign w:val="bottom"/>
+          </w:tcPr>
+          <w:p>
+            <w:pPr>
+              <w:spacing w:line="240" w:lineRule="auto"/>
+              <w:ind w:firstLine="0"/>
+              <w:jc w:val="center"/>
+            </w:pPr>
+            <w:r>
+              <w:t>dev.txt</w:t>
+            </w:r>
+          </w:p>
+        </w:tc>
+        <w:tc>
+          <w:tcPr>
+            <w:tcW w:w="6401" w:type="dxa"/>
+            <w:vAlign w:val="bottom"/>
+          </w:tcPr>
+          <w:p>
+            <w:pPr>
+              <w:spacing w:line="240" w:lineRule="auto"/>
+              <w:ind w:firstLine="0"/>
+              <w:jc w:val="center"/>
+            </w:pPr>
+            <w:r>
+              <w:t xml:space="preserve">адреса электронной почты, оканчивающиеся на </w:t>
+            </w:r>
+          </w:p>
+        </w:tc>
+        <w:tc>
+          <w:tcPr>
+            <w:tcW w:w="1134" w:type="dxa"/>
+            <w:vAlign w:val="bottom"/>
+          </w:tcPr>
+          <w:p>
+            <w:pPr>
+              <w:spacing w:line="240" w:lineRule="auto"/>
+              <w:ind w:firstLine="0"/>
+              <w:jc w:val="center"/>
+            </w:pPr>
+            <w:r>
+              <w:t>.website</w:t>
+            </w:r>
+          </w:p>
+        </w:tc>
+      </w:tr>
+      <w:tr>
+        <w:trPr>
+          <w:trHeight w:val="20"/>
+        </w:trPr>
+        <w:tc>
+          <w:tcPr>
+            <w:tcW w:w="940" w:type="dxa"/>
+            <w:shd w:val="clear" w:color="auto" w:fill="auto"/>
+            <w:noWrap/>
+            <w:vAlign w:val="center"/>
+            <w:hideMark/>
+          </w:tcPr>
+          <w:p>
+            <w:pPr>
+              <w:spacing w:line="240" w:lineRule="auto"/>
+              <w:ind w:firstLine="0"/>
+              <w:jc w:val="center"/>
+            </w:pPr>
+            <w:r>
+              <w:t>8</w:t>
+            </w:r>
+          </w:p>
+        </w:tc>
+        <w:tc>
+          <w:tcPr>
+            <w:tcW w:w="876" w:type="dxa"/>
+            <w:vAlign w:val="bottom"/>
+          </w:tcPr>
+          <w:p>
+            <w:pPr>
+              <w:spacing w:line="240" w:lineRule="auto"/>
+              <w:ind w:firstLine="0"/>
+              <w:jc w:val="center"/>
+            </w:pPr>
+            <w:r>
+              <w:t>dev.txt</w:t>
+            </w:r>
+          </w:p>
+        </w:tc>
+        <w:tc>
+          <w:tcPr>
+            <w:tcW w:w="6401" w:type="dxa"/>
+            <w:vAlign w:val="bottom"/>
+          </w:tcPr>
+          <w:p>
+            <w:pPr>
+              <w:spacing w:line="240" w:lineRule="auto"/>
+              <w:ind w:firstLine="0"/>
+              <w:jc w:val="center"/>
+            </w:pPr>
+            <w:r>
+              <w:t>полные даты (число, месяц, год), последовательность не имеет значения</w:t>
+            </w:r>
+          </w:p>
+        </w:tc>
+        <w:tc>
+          <w:tcPr>
+            <w:tcW w:w="1134" w:type="dxa"/>
+            <w:vAlign w:val="bottom"/>
+          </w:tcPr>
+          <w:p>
+            <w:pPr>
+              <w:spacing w:line="240" w:lineRule="auto"/>
+              <w:ind w:firstLine="0"/>
+              <w:jc w:val="center"/>
+            </w:pPr>
+            <w:r>
+              <w:t> </w:t>
+            </w:r>
+          </w:p>
+        </w:tc>
+      </w:tr>
+      <w:tr>
+        <w:trPr>
+          <w:trHeight w:val="20"/>
+        </w:trPr>
+        <w:tc>
+          <w:tcPr>
+            <w:tcW w:w="940" w:type="dxa"/>
+            <w:shd w:val="clear" w:color="auto" w:fill="auto"/>
+            <w:noWrap/>
+            <w:vAlign w:val="center"/>
+            <w:hideMark/>
+          </w:tcPr>
+          <w:p>
+            <w:pPr>
+              <w:spacing w:line="240" w:lineRule="auto"/>
+              <w:ind w:firstLine="0"/>
+              <w:jc w:val="center"/>
+            </w:pPr>
+            <w:r>
+              <w:t>9</w:t>
+            </w:r>
+          </w:p>
+        </w:tc>
+        <w:tc>
+          <w:tcPr>
+            <w:tcW w:w="876" w:type="dxa"/>
+            <w:vAlign w:val="bottom"/>
+          </w:tcPr>
+          <w:p>
+            <w:pPr>
+              <w:spacing w:line="240" w:lineRule="auto"/>
+              <w:ind w:firstLine="0"/>
+              <w:jc w:val="center"/>
+            </w:pPr>
+            <w:r>
+              <w:t>dev.txt</w:t>
+            </w:r>
+          </w:p>
+        </w:tc>
+        <w:tc>
+          <w:tcPr>
+            <w:tcW w:w="6401" w:type="dxa"/>
+            <w:vAlign w:val="bottom"/>
+          </w:tcPr>
+          <w:p>
+            <w:pPr>
+              <w:spacing w:line="240" w:lineRule="auto"/>
+              <w:ind w:firstLine="0"/>
+              <w:jc w:val="center"/>
+            </w:pPr>
+            <w:r>
+              <w:t xml:space="preserve">адреса электронной почты, оканчивающиеся на </w:t>
+            </w:r>
+          </w:p>
+        </w:tc>
+        <w:tc>
+          <w:tcPr>
+            <w:tcW w:w="1134" w:type="dxa"/>
+            <w:vAlign w:val="bottom"/>
+          </w:tcPr>
+          <w:p>
+            <w:pPr>
+              <w:spacing w:line="240" w:lineRule="auto"/>
+              <w:ind w:firstLine="0"/>
+              <w:jc w:val="center"/>
+            </w:pPr>
+            <w:r>
+              <w:t>.site</w:t>
+            </w:r>
+          </w:p>
+        </w:tc>
+      </w:tr>
+      <w:tr>
+        <w:trPr>
+          <w:trHeight w:val="20"/>
+        </w:trPr>
+        <w:tc>
+          <w:tcPr>
+            <w:tcW w:w="940" w:type="dxa"/>
+            <w:shd w:val="clear" w:color="auto" w:fill="auto"/>
+            <w:noWrap/>
+            <w:vAlign w:val="center"/>
+            <w:hideMark/>
+          </w:tcPr>
+          <w:p>
+            <w:pPr>
+              <w:spacing w:line="240" w:lineRule="auto"/>
+              <w:ind w:firstLine="0"/>
+              <w:jc w:val="center"/>
+            </w:pPr>
+            <w:r>
+              <w:t>10</w:t>
+            </w:r>
+          </w:p>
+        </w:tc>
+        <w:tc>
+          <w:tcPr>
+            <w:tcW w:w="876" w:type="dxa"/>
+            <w:vAlign w:val="bottom"/>
+          </w:tcPr>
+          <w:p>
+            <w:pPr>
+              <w:spacing w:line="240" w:lineRule="auto"/>
+              <w:ind w:firstLine="0"/>
+              <w:jc w:val="center"/>
+            </w:pPr>
+            <w:r>
+              <w:t>dev.txt</w:t>
+            </w:r>
+          </w:p>
+        </w:tc>
+        <w:tc>
+          <w:tcPr>
+            <w:tcW w:w="6401" w:type="dxa"/>
+            <w:vAlign w:val="bottom"/>
+          </w:tcPr>
+          <w:p>
+            <w:pPr>
+              <w:spacing w:line="240" w:lineRule="auto"/>
+              <w:ind w:firstLine="0"/>
+              <w:jc w:val="center"/>
+            </w:pPr>
+            <w:r>
+              <w:t>месяц-год, последовательность не имеет значения</w:t>
+            </w:r>
+          </w:p>
+        </w:tc>
+        <w:tc>
+          <w:tcPr>
+            <w:tcW w:w="1134" w:type="dxa"/>
+            <w:vAlign w:val="bottom"/>
+          </w:tcPr>
+          <w:p>
+            <w:pPr>
+              <w:spacing w:line="240" w:lineRule="auto"/>
+              <w:ind w:firstLine="0"/>
+              <w:jc w:val="center"/>
+            </w:pPr>
+            <w:r>
+              <w:t> </w:t>
+            </w:r>
+          </w:p>
+        </w:tc>
+      </w:tr>
+      <w:tr>
+        <w:trPr>
+          <w:trHeight w:val="20"/>
+        </w:trPr>
+        <w:tc>
+          <w:tcPr>
+            <w:tcW w:w="940" w:type="dxa"/>
+            <w:shd w:val="clear" w:color="auto" w:fill="auto"/>
+            <w:noWrap/>
+            <w:vAlign w:val="center"/>
+            <w:hideMark/>
+          </w:tcPr>
+          <w:p>
+            <w:pPr>
+              <w:spacing w:line="240" w:lineRule="auto"/>
+              <w:ind w:firstLine="0"/>
+              <w:jc w:val="center"/>
+            </w:pPr>
+            <w:r>
+              <w:t>11</w:t>
+            </w:r>
+          </w:p>
+        </w:tc>
+        <w:tc>
+          <w:tcPr>
+            <w:tcW w:w="876" w:type="dxa"/>
+            <w:vAlign w:val="bottom"/>
+          </w:tcPr>
+          <w:p>
+            <w:pPr>
+              <w:spacing w:line="240" w:lineRule="auto"/>
+              <w:ind w:firstLine="0"/>
+              <w:jc w:val="center"/>
+            </w:pPr>
+            <w:r>
+              <w:t>dev.txt</w:t>
+            </w:r>
+          </w:p>
+        </w:tc>
+        <w:tc>
+          <w:tcPr>
+            <w:tcW w:w="6401" w:type="dxa"/>
+            <w:vAlign w:val="bottom"/>
+          </w:tcPr>
+          <w:p>
+            <w:pPr>
+              <w:spacing w:line="240" w:lineRule="auto"/>
+              <w:ind w:firstLine="0"/>
+              <w:jc w:val="center"/>
+            </w:pPr>
+            <w:r>
+              <w:t xml:space="preserve">адреса электронной почты, оканчивающиеся на </w:t>
+            </w:r>
+          </w:p>
+        </w:tc>
+        <w:tc>
+          <w:tcPr>
+            <w:tcW w:w="1134" w:type="dxa"/>
+            <w:vAlign w:val="bottom"/>
+          </w:tcPr>
+          <w:p>
+            <w:pPr>
+              <w:spacing w:line="240" w:lineRule="auto"/>
+              <w:ind w:firstLine="0"/>
+              <w:jc w:val="center"/>
+            </w:pPr>
+            <w:r>
+              <w:t>.hr</w:t>
+            </w:r>
+          </w:p>
+        </w:tc>
+      </w:tr>
+      <w:tr>
+        <w:trPr>
+          <w:trHeight w:val="20"/>
+        </w:trPr>
+        <w:tc>
+          <w:tcPr>
+            <w:tcW w:w="940" w:type="dxa"/>
+            <w:shd w:val="clear" w:color="auto" w:fill="auto"/>
+            <w:noWrap/>
+            <w:vAlign w:val="center"/>
+            <w:hideMark/>
+          </w:tcPr>
+          <w:p>
+            <w:pPr>
+              <w:spacing w:line="240" w:lineRule="auto"/>
+              <w:ind w:firstLine="0"/>
+              <w:jc w:val="center"/>
+            </w:pPr>
+            <w:r>
+              <w:t>12</w:t>
+            </w:r>
+          </w:p>
+        </w:tc>
+        <w:tc>
+          <w:tcPr>
+            <w:tcW w:w="876" w:type="dxa"/>
+            <w:vAlign w:val="bottom"/>
+          </w:tcPr>
+          <w:p>
+            <w:pPr>
+              <w:spacing w:line="240" w:lineRule="auto"/>
+              <w:ind w:firstLine="0"/>
+              <w:jc w:val="center"/>
+            </w:pPr>
+            <w:r>
+              <w:t>dev.txt</w:t>
+            </w:r>
+          </w:p>
+        </w:tc>
+        <w:tc>
+          <w:tcPr>
+            <w:tcW w:w="6401" w:type="dxa"/>
+            <w:vAlign w:val="bottom"/>
+          </w:tcPr>
+          <w:p>
+            <w:pPr>
+              <w:spacing w:line="240" w:lineRule="auto"/>
+              <w:ind w:firstLine="0"/>
+              <w:jc w:val="center"/>
+            </w:pPr>
+            <w:r>
+              <w:t>число и месяц, последовательность не имеет значения</w:t>
+            </w:r>
+          </w:p>
+        </w:tc>
+        <w:tc>
+          <w:tcPr>
+            <w:tcW w:w="1134" w:type="dxa"/>
+          </w:tcPr>
+          <w:p>
+            <w:pPr>
+              <w:spacing w:line="240" w:lineRule="auto"/>
+              <w:ind w:firstLine="0"/>
+              <w:jc w:val="center"/>
+            </w:pPr>
+          </w:p>
+        </w:tc>
+      </w:tr>
+      <w:tr>
+        <w:trPr>
+          <w:trHeight w:val="20"/>
+        </w:trPr>
+        <w:tc>
+          <w:tcPr>
+            <w:tcW w:w="940" w:type="dxa"/>
+            <w:shd w:val="clear" w:color="auto" w:fill="auto"/>
+            <w:noWrap/>
+            <w:vAlign w:val="center"/>
+          </w:tcPr>
+          <w:p>
+            <w:pPr>
+              <w:spacing w:line="240" w:lineRule="auto"/>
+              <w:ind w:firstLine="0"/>
+              <w:jc w:val="center"/>
+            </w:pPr>
+            <w:r>
+              <w:t>13</w:t>
+            </w:r>
+          </w:p>
+        </w:tc>
+        <w:tc>
+          <w:tcPr>
+            <w:tcW w:w="876" w:type="dxa"/>
+            <w:vAlign w:val="bottom"/>
+          </w:tcPr>
+          <w:p>
+            <w:pPr>
+              <w:spacing w:line="240" w:lineRule="auto"/>
+              <w:ind w:firstLine="0"/>
+              <w:jc w:val="center"/>
+            </w:pPr>
+            <w:r>
+              <w:t>dev.txt</w:t>
+            </w:r>
+          </w:p>
+        </w:tc>
+        <w:tc>
+          <w:tcPr>
+            <w:tcW w:w="6401" w:type="dxa"/>
+            <w:vAlign w:val="bottom"/>
+          </w:tcPr>
+          <w:p>
+            <w:pPr>
+              <w:spacing w:line="240" w:lineRule="auto"/>
+              <w:ind w:firstLine="0"/>
+              <w:jc w:val="center"/>
+            </w:pPr>
+            <w:r>
+              <w:t xml:space="preserve">адреса электронной почты, оканчивающиеся на </w:t>
+            </w:r>
+          </w:p>
+        </w:tc>
+        <w:tc>
+          <w:tcPr>
+            <w:tcW w:w="1134" w:type="dxa"/>
+            <w:vAlign w:val="bottom"/>
+          </w:tcPr>
+          <w:p>
+            <w:pPr>
+              <w:spacing w:line="240" w:lineRule="auto"/>
+              <w:ind w:firstLine="0"/>
+              <w:jc w:val="center"/>
+            </w:pPr>
+            <w:r>
+              <w:t>.co</w:t>
+            </w:r>
+          </w:p>
+        </w:tc>
+      </w:tr>
+      <w:tr>
+        <w:trPr>
+          <w:trHeight w:val="20"/>
+        </w:trPr>
+        <w:tc>
+          <w:tcPr>
+            <w:tcW w:w="940" w:type="dxa"/>
+            <w:shd w:val="clear" w:color="auto" w:fill="auto"/>
+            <w:noWrap/>
+            <w:vAlign w:val="center"/>
+          </w:tcPr>
+          <w:p>
+            <w:pPr>
+              <w:spacing w:line="240" w:lineRule="auto"/>
+              <w:ind w:firstLine="0"/>
+              <w:jc w:val="center"/>
+            </w:pPr>
+            <w:r>
+              <w:t>14</w:t>
+            </w:r>
+          </w:p>
+        </w:tc>
+        <w:tc>
+          <w:tcPr>
+            <w:tcW w:w="876" w:type="dxa"/>
+            <w:vAlign w:val="bottom"/>
+          </w:tcPr>
+          <w:p>
+            <w:pPr>
+              <w:spacing w:line="240" w:lineRule="auto"/>
+              <w:ind w:firstLine="0"/>
+              <w:jc w:val="center"/>
+            </w:pPr>
+            <w:r>
+              <w:t>test.txt</w:t>
+            </w:r>
+          </w:p>
+        </w:tc>
+        <w:tc>
+          <w:tcPr>
+            <w:tcW w:w="6401" w:type="dxa"/>
+            <w:vAlign w:val="bottom"/>
+          </w:tcPr>
+          <w:p>
+            <w:pPr>
+              <w:spacing w:line="240" w:lineRule="auto"/>
+              <w:ind w:firstLine="0"/>
+              <w:jc w:val="center"/>
+            </w:pPr>
+            <w:r>
+              <w:t>телефонные номера</w:t>
+            </w:r>
+          </w:p>
+        </w:tc>
+        <w:tc>
+          <w:tcPr>
+            <w:tcW w:w="1134" w:type="dxa"/>
+          </w:tcPr>
+          <w:p>
+            <w:pPr>
+              <w:spacing w:line="240" w:lineRule="auto"/>
+              <w:ind w:firstLine="0"/>
+              <w:jc w:val="center"/>
+            </w:pPr>
+          </w:p>
+        </w:tc>
+      </w:tr>
+      <w:tr>
+        <w:trPr>
+          <w:trHeight w:val="20"/>
+        </w:trPr>
+        <w:tc>
+          <w:tcPr>
+            <w:tcW w:w="940" w:type="dxa"/>
+            <w:shd w:val="clear" w:color="auto" w:fill="auto"/>
+            <w:noWrap/>
+            <w:vAlign w:val="center"/>
+            <w:hideMark/>
+          </w:tcPr>
+          <w:p>
+            <w:pPr>
+              <w:spacing w:line="240" w:lineRule="auto"/>
+              <w:ind w:firstLine="0"/>
+              <w:jc w:val="center"/>
+            </w:pPr>
+            <w:r>
+              <w:t>15</w:t>
+            </w:r>
+          </w:p>
+        </w:tc>
+        <w:tc>
+          <w:tcPr>
+            <w:tcW w:w="876" w:type="dxa"/>
+          </w:tcPr>
+          <w:p>
+            <w:pPr>
+              <w:spacing w:line="240" w:lineRule="auto"/>
+              <w:ind w:firstLine="0"/>
+              <w:jc w:val="center"/>
+            </w:pPr>
+            <w:r>
+              <w:t>dev.txt</w:t>
+            </w:r>
+          </w:p>
+        </w:tc>
+        <w:tc>
+          <w:tcPr>
+            <w:tcW w:w="6401" w:type="dxa"/>
+          </w:tcPr>
+          <w:p>
+            <w:pPr>
+              <w:spacing w:line="240" w:lineRule="auto"/>
+              <w:ind w:firstLine="0"/>
+              <w:jc w:val="center"/>
+            </w:pPr>
+            <w:r>
+              <w:t>Найти названия всех городов, признаком является наличие слова «</w:t>
+            </w:r>
+            <w:r>
+              <w:t>Town</w:t>
+            </w:r>
+            <w:r>
+              <w:t>» и ограничителями – запятые с двух сторон</w:t>
+            </w:r>
+          </w:p>
+        </w:tc>
+        <w:tc>
+          <w:tcPr>
+            <w:tcW w:w="1134" w:type="dxa"/>
+          </w:tcPr>
+          <w:p>
+            <w:pPr>
+              <w:spacing w:line="240" w:lineRule="auto"/>
+              <w:ind w:firstLine="0"/>
+              <w:jc w:val="center"/>
+            </w:pPr>
+          </w:p>
+        </w:tc>
+      </w:tr>
+      <w:tr>
+        <w:trPr>
+          <w:trHeight w:val="20"/>
+        </w:trPr>
+        <w:tc>
+          <w:tcPr>
+            <w:tcW w:w="940" w:type="dxa"/>
+            <w:shd w:val="clear" w:color="auto" w:fill="auto"/>
+            <w:noWrap/>
+            <w:vAlign w:val="center"/>
+            <w:hideMark/>
+          </w:tcPr>
+          <w:p>
+            <w:pPr>
+              <w:spacing w:line="240" w:lineRule="auto"/>
+              <w:ind w:firstLine="0"/>
+              <w:jc w:val="center"/>
+            </w:pPr>
+            <w:r>
+              <w:t>1</w:t>
+            </w:r>
+            <w:r>
+              <w:t>6</w:t>
+            </w:r>
+          </w:p>
+        </w:tc>
+        <w:tc>
+          <w:tcPr>
+            <w:tcW w:w="876" w:type="dxa"/>
+            <w:vAlign w:val="bottom"/>
+          </w:tcPr>
+          <w:p>
+            <w:pPr>
+              <w:spacing w:line="240" w:lineRule="auto"/>
+              <w:ind w:firstLine="0"/>
+              <w:jc w:val="center"/>
+            </w:pPr>
+            <w:r>
+              <w:t>test.txt</w:t>
+            </w:r>
+          </w:p>
+        </w:tc>
+        <w:tc>
+          <w:tcPr>
+            <w:tcW w:w="6401" w:type="dxa"/>
+            <w:vAlign w:val="bottom"/>
+          </w:tcPr>
+          <w:p>
+            <w:pPr>
+              <w:spacing w:line="240" w:lineRule="auto"/>
+              <w:ind w:firstLine="0"/>
+              <w:jc w:val="center"/>
+            </w:pPr>
+            <w:r>
+              <w:t xml:space="preserve">адреса электронной почты, оканчивающиеся на </w:t>
+            </w:r>
+          </w:p>
+        </w:tc>
+        <w:tc>
+          <w:tcPr>
+            <w:tcW w:w="1134" w:type="dxa"/>
+          </w:tcPr>
+          <w:p>
+            <w:pPr>
+              <w:spacing w:line="240" w:lineRule="auto"/>
+              <w:ind w:firstLine="0"/>
+              <w:jc w:val="center"/>
+            </w:pPr>
+            <w:r>
+              <w:t>.</w:t>
+            </w:r>
+            <w:bookmarkStart w:id="0" w:name="_GoBack"/>
+            <w:bookmarkEnd w:id="0"/>
+            <w:r>
+              <w:t>biz</w:t>
+            </w:r>
+          </w:p>
+        </w:tc>
+      </w:tr>
+    </w:tbl>
     <w:p>
       <w:pPr>
         <w:shd w:val="clear" w:color="auto" w:fill="FFFFFF"/>
@@ -1446,20 +2609,20 @@
 </file>
 
 <file path=customXml/item1.xml><?xml version="1.0" encoding="utf-8"?>
+<p:properties xmlns:p="http://schemas.microsoft.com/office/2006/metadata/properties" xmlns:xsi="http://www.w3.org/2001/XMLSchema-instance" xmlns:pc="http://schemas.microsoft.com/office/infopath/2007/PartnerControls">
+  <documentManagement>
+    <ReferenceId xmlns="aa959d31-8759-406f-8f75-7497590a0733" xsi:nil="true"/>
+  </documentManagement>
+</p:properties>
+</file>
+
+<file path=customXml/item2.xml><?xml version="1.0" encoding="utf-8"?>
 <?mso-contentType ?>
 <FormTemplates xmlns="http://schemas.microsoft.com/sharepoint/v3/contenttype/forms">
   <Display>DocumentLibraryForm</Display>
   <Edit>DocumentLibraryForm</Edit>
   <New>DocumentLibraryForm</New>
 </FormTemplates>
-</file>
-
-<file path=customXml/item2.xml><?xml version="1.0" encoding="utf-8"?>
-<p:properties xmlns:p="http://schemas.microsoft.com/office/2006/metadata/properties" xmlns:xsi="http://www.w3.org/2001/XMLSchema-instance" xmlns:pc="http://schemas.microsoft.com/office/infopath/2007/PartnerControls">
-  <documentManagement>
-    <ReferenceId xmlns="aa959d31-8759-406f-8f75-7497590a0733" xsi:nil="true"/>
-  </documentManagement>
-</p:properties>
 </file>
 
 <file path=customXml/item3.xml><?xml version="1.0" encoding="utf-8"?>
@@ -1641,19 +2804,19 @@
 </file>
 
 <file path=customXml/itemProps1.xml><?xml version="1.0" encoding="utf-8"?>
-<ds:datastoreItem xmlns:ds="http://schemas.openxmlformats.org/officeDocument/2006/customXml" ds:itemID="{E41A4599-5C30-43B1-8928-D54C6A2B4AA7}">
+<ds:datastoreItem xmlns:ds="http://schemas.openxmlformats.org/officeDocument/2006/customXml" ds:itemID="{6E7C0F4C-F014-4BA6-B01A-54786F37D04E}">
   <ds:schemaRefs>
-    <ds:schemaRef ds:uri="http://schemas.microsoft.com/sharepoint/v3/contenttype/forms"/>
+    <ds:schemaRef ds:uri="http://schemas.microsoft.com/office/2006/metadata/properties"/>
+    <ds:schemaRef ds:uri="http://schemas.microsoft.com/office/infopath/2007/PartnerControls"/>
+    <ds:schemaRef ds:uri="aa959d31-8759-406f-8f75-7497590a0733"/>
   </ds:schemaRefs>
 </ds:datastoreItem>
 </file>
 
 <file path=customXml/itemProps2.xml><?xml version="1.0" encoding="utf-8"?>
-<ds:datastoreItem xmlns:ds="http://schemas.openxmlformats.org/officeDocument/2006/customXml" ds:itemID="{6E7C0F4C-F014-4BA6-B01A-54786F37D04E}">
+<ds:datastoreItem xmlns:ds="http://schemas.openxmlformats.org/officeDocument/2006/customXml" ds:itemID="{E41A4599-5C30-43B1-8928-D54C6A2B4AA7}">
   <ds:schemaRefs>
-    <ds:schemaRef ds:uri="http://schemas.microsoft.com/office/2006/metadata/properties"/>
-    <ds:schemaRef ds:uri="http://schemas.microsoft.com/office/infopath/2007/PartnerControls"/>
-    <ds:schemaRef ds:uri="aa959d31-8759-406f-8f75-7497590a0733"/>
+    <ds:schemaRef ds:uri="http://schemas.microsoft.com/sharepoint/v3/contenttype/forms"/>
   </ds:schemaRefs>
 </ds:datastoreItem>
 </file>
@@ -1677,7 +2840,7 @@
 </file>
 
 <file path=customXml/itemProps4.xml><?xml version="1.0" encoding="utf-8"?>
-<ds:datastoreItem xmlns:ds="http://schemas.openxmlformats.org/officeDocument/2006/customXml" ds:itemID="{6B78D084-E61B-456D-9CAD-E2E1B1E2C949}">
+<ds:datastoreItem xmlns:ds="http://schemas.openxmlformats.org/officeDocument/2006/customXml" ds:itemID="{11D6D51A-0727-4A28-9580-F1C102F56E7E}">
   <ds:schemaRefs>
     <ds:schemaRef ds:uri="http://schemas.openxmlformats.org/officeDocument/2006/bibliography"/>
   </ds:schemaRefs>

--- a/Задание 6 Регулярное/Задание 6.docx
+++ b/Задание 6 Регулярное/Задание 6.docx
@@ -1,6 +1,6 @@
 
 <file path=word/document.xml><?xml version="1.0" encoding="utf-8"?>
-<w:document xmlns:wpc="http://schemas.microsoft.com/office/word/2010/wordprocessingCanvas" xmlns:cx="http://schemas.microsoft.com/office/drawing/2014/chartex" xmlns:cx1="http://schemas.microsoft.com/office/drawing/2015/9/8/chartex" xmlns:cx2="http://schemas.microsoft.com/office/drawing/2015/10/21/chartex" xmlns:cx3="http://schemas.microsoft.com/office/drawing/2016/5/9/chartex" xmlns:cx4="http://schemas.microsoft.com/office/drawing/2016/5/10/chartex" xmlns:cx5="http://schemas.microsoft.com/office/drawing/2016/5/11/chartex" xmlns:cx6="http://schemas.microsoft.com/office/drawing/2016/5/12/chartex" xmlns:cx7="http://schemas.microsoft.com/office/drawing/2016/5/13/chartex" xmlns:cx8="http://schemas.microsoft.com/office/drawing/2016/5/14/chartex" xmlns:mc="http://schemas.openxmlformats.org/markup-compatibility/2006" xmlns:aink="http://schemas.microsoft.com/office/drawing/2016/ink" xmlns:am3d="http://schemas.microsoft.com/office/drawing/2017/model3d" xmlns:o="urn:schemas-microsoft-com:office:office" xmlns:r="http://schemas.openxmlformats.org/officeDocument/2006/relationships" xmlns:m="http://schemas.openxmlformats.org/officeDocument/2006/math" xmlns:v="urn:schemas-microsoft-com:vml" xmlns:wp14="http://schemas.microsoft.com/office/word/2010/wordprocessingDrawing" xmlns:wp="http://schemas.openxmlformats.org/drawingml/2006/wordprocessingDrawing" xmlns:w10="urn:schemas-microsoft-com:office:word" xmlns:w="http://schemas.openxmlformats.org/wordprocessingml/2006/main" xmlns:w14="http://schemas.microsoft.com/office/word/2010/wordml" xmlns:w15="http://schemas.microsoft.com/office/word/2012/wordml" xmlns:w16cex="http://schemas.microsoft.com/office/word/2018/wordml/cex" xmlns:w16cid="http://schemas.microsoft.com/office/word/2016/wordml/cid" xmlns:w16="http://schemas.microsoft.com/office/word/2018/wordml" xmlns:w16se="http://schemas.microsoft.com/office/word/2015/wordml/symex" xmlns:wpg="http://schemas.microsoft.com/office/word/2010/wordprocessingGroup" xmlns:wpi="http://schemas.microsoft.com/office/word/2010/wordprocessingInk" xmlns:wne="http://schemas.microsoft.com/office/word/2006/wordml" xmlns:wps="http://schemas.microsoft.com/office/word/2010/wordprocessingShape" mc:Ignorable="w14 w15 w16se w16cid w16 w16cex wp14">
+<w:document xmlns:wpc="http://schemas.microsoft.com/office/word/2010/wordprocessingCanvas" xmlns:cx="http://schemas.microsoft.com/office/drawing/2014/chartex" xmlns:cx1="http://schemas.microsoft.com/office/drawing/2015/9/8/chartex" xmlns:cx2="http://schemas.microsoft.com/office/drawing/2015/10/21/chartex" xmlns:cx3="http://schemas.microsoft.com/office/drawing/2016/5/9/chartex" xmlns:cx4="http://schemas.microsoft.com/office/drawing/2016/5/10/chartex" xmlns:cx5="http://schemas.microsoft.com/office/drawing/2016/5/11/chartex" xmlns:cx6="http://schemas.microsoft.com/office/drawing/2016/5/12/chartex" xmlns:cx7="http://schemas.microsoft.com/office/drawing/2016/5/13/chartex" xmlns:cx8="http://schemas.microsoft.com/office/drawing/2016/5/14/chartex" xmlns:mc="http://schemas.openxmlformats.org/markup-compatibility/2006" xmlns:aink="http://schemas.microsoft.com/office/drawing/2016/ink" xmlns:am3d="http://schemas.microsoft.com/office/drawing/2017/model3d" xmlns:o="urn:schemas-microsoft-com:office:office" xmlns:r="http://schemas.openxmlformats.org/officeDocument/2006/relationships" xmlns:m="http://schemas.openxmlformats.org/officeDocument/2006/math" xmlns:v="urn:schemas-microsoft-com:vml" xmlns:wp14="http://schemas.microsoft.com/office/word/2010/wordprocessingDrawing" xmlns:wp="http://schemas.openxmlformats.org/drawingml/2006/wordprocessingDrawing" xmlns:w10="urn:schemas-microsoft-com:office:word" xmlns:w="http://schemas.openxmlformats.org/wordprocessingml/2006/main" xmlns:w14="http://schemas.microsoft.com/office/word/2010/wordml" xmlns:w15="http://schemas.microsoft.com/office/word/2012/wordml" xmlns:w16cex="http://schemas.microsoft.com/office/word/2018/wordml/cex" xmlns:w16cid="http://schemas.microsoft.com/office/word/2016/wordml/cid" xmlns:w16="http://schemas.microsoft.com/office/word/2018/wordml" xmlns:w16sdtdh="http://schemas.microsoft.com/office/word/2020/wordml/sdtdatahash" xmlns:w16se="http://schemas.microsoft.com/office/word/2015/wordml/symex" xmlns:wpg="http://schemas.microsoft.com/office/word/2010/wordprocessingGroup" xmlns:wpi="http://schemas.microsoft.com/office/word/2010/wordprocessingInk" xmlns:wne="http://schemas.microsoft.com/office/word/2006/wordml" xmlns:wps="http://schemas.microsoft.com/office/word/2010/wordprocessingShape" mc:Ignorable="w14 w15 w16se w16cid w16 w16cex w16sdtdh wp14">
   <w:body>
     <w:p>
       <w:pPr>
@@ -107,7 +107,7 @@
         <w:t xml:space="preserve">- </w:t>
       </w:r>
       <w:r>
-        <w:t>результаты тестирования разработанных регулярных выражений, позволяющие показать, какие форматы представления данных в соответствии с номером варианта оказываются распознанными, а какие  - нет, то есть выявить ошибки первого и второго рода;</w:t>
+        <w:t>результаты тестирования разработанных регулярных выражений, позволяющие показать, какие форматы представления данных в соответствии с номером варианта оказываются распознанными, а какие - нет, то есть выявить ошибки первого и второго рода;</w:t>
       </w:r>
     </w:p>
     <w:p>
@@ -665,9 +665,11 @@
               <w:ind w:firstLine="0"/>
               <w:jc w:val="center"/>
             </w:pPr>
+            <w:proofErr w:type="gramStart"/>
             <w:r>
               <w:t>.website</w:t>
             </w:r>
+            <w:proofErr w:type="gramEnd"/>
           </w:p>
         </w:tc>
       </w:tr>
@@ -809,9 +811,11 @@
               <w:ind w:firstLine="0"/>
               <w:jc w:val="center"/>
             </w:pPr>
+            <w:proofErr w:type="gramStart"/>
             <w:r>
               <w:t>.site</w:t>
             </w:r>
+            <w:proofErr w:type="gramEnd"/>
           </w:p>
         </w:tc>
       </w:tr>
@@ -1256,10 +1260,7 @@
               <w:jc w:val="center"/>
             </w:pPr>
             <w:r>
-              <w:t>1</w:t>
-            </w:r>
-            <w:r>
-              <w:t>6</w:t>
+              <w:t>16</w:t>
             </w:r>
           </w:p>
         </w:tc>
@@ -1308,8 +1309,6 @@
             <w:r>
               <w:t>.</w:t>
             </w:r>
-            <w:bookmarkStart w:id="0" w:name="_GoBack"/>
-            <w:bookmarkEnd w:id="0"/>
             <w:r>
               <w:t>biz</w:t>
             </w:r>
@@ -1336,7 +1335,7 @@
 </file>
 
 <file path=word/numbering.xml><?xml version="1.0" encoding="utf-8"?>
-<w:numbering xmlns:wpc="http://schemas.microsoft.com/office/word/2010/wordprocessingCanvas" xmlns:cx="http://schemas.microsoft.com/office/drawing/2014/chartex" xmlns:cx1="http://schemas.microsoft.com/office/drawing/2015/9/8/chartex" xmlns:cx2="http://schemas.microsoft.com/office/drawing/2015/10/21/chartex" xmlns:cx3="http://schemas.microsoft.com/office/drawing/2016/5/9/chartex" xmlns:cx4="http://schemas.microsoft.com/office/drawing/2016/5/10/chartex" xmlns:cx5="http://schemas.microsoft.com/office/drawing/2016/5/11/chartex" xmlns:cx6="http://schemas.microsoft.com/office/drawing/2016/5/12/chartex" xmlns:cx7="http://schemas.microsoft.com/office/drawing/2016/5/13/chartex" xmlns:cx8="http://schemas.microsoft.com/office/drawing/2016/5/14/chartex" xmlns:mc="http://schemas.openxmlformats.org/markup-compatibility/2006" xmlns:aink="http://schemas.microsoft.com/office/drawing/2016/ink" xmlns:am3d="http://schemas.microsoft.com/office/drawing/2017/model3d" xmlns:o="urn:schemas-microsoft-com:office:office" xmlns:r="http://schemas.openxmlformats.org/officeDocument/2006/relationships" xmlns:m="http://schemas.openxmlformats.org/officeDocument/2006/math" xmlns:v="urn:schemas-microsoft-com:vml" xmlns:wp14="http://schemas.microsoft.com/office/word/2010/wordprocessingDrawing" xmlns:wp="http://schemas.openxmlformats.org/drawingml/2006/wordprocessingDrawing" xmlns:w10="urn:schemas-microsoft-com:office:word" xmlns:w="http://schemas.openxmlformats.org/wordprocessingml/2006/main" xmlns:w14="http://schemas.microsoft.com/office/word/2010/wordml" xmlns:w15="http://schemas.microsoft.com/office/word/2012/wordml" xmlns:w16cex="http://schemas.microsoft.com/office/word/2018/wordml/cex" xmlns:w16cid="http://schemas.microsoft.com/office/word/2016/wordml/cid" xmlns:w16="http://schemas.microsoft.com/office/word/2018/wordml" xmlns:w16se="http://schemas.microsoft.com/office/word/2015/wordml/symex" xmlns:wpg="http://schemas.microsoft.com/office/word/2010/wordprocessingGroup" xmlns:wpi="http://schemas.microsoft.com/office/word/2010/wordprocessingInk" xmlns:wne="http://schemas.microsoft.com/office/word/2006/wordml" xmlns:wps="http://schemas.microsoft.com/office/word/2010/wordprocessingShape" mc:Ignorable="w14 w15 w16se w16cid w16 w16cex wp14">
+<w:numbering xmlns:wpc="http://schemas.microsoft.com/office/word/2010/wordprocessingCanvas" xmlns:cx="http://schemas.microsoft.com/office/drawing/2014/chartex" xmlns:cx1="http://schemas.microsoft.com/office/drawing/2015/9/8/chartex" xmlns:cx2="http://schemas.microsoft.com/office/drawing/2015/10/21/chartex" xmlns:cx3="http://schemas.microsoft.com/office/drawing/2016/5/9/chartex" xmlns:cx4="http://schemas.microsoft.com/office/drawing/2016/5/10/chartex" xmlns:cx5="http://schemas.microsoft.com/office/drawing/2016/5/11/chartex" xmlns:cx6="http://schemas.microsoft.com/office/drawing/2016/5/12/chartex" xmlns:cx7="http://schemas.microsoft.com/office/drawing/2016/5/13/chartex" xmlns:cx8="http://schemas.microsoft.com/office/drawing/2016/5/14/chartex" xmlns:mc="http://schemas.openxmlformats.org/markup-compatibility/2006" xmlns:aink="http://schemas.microsoft.com/office/drawing/2016/ink" xmlns:am3d="http://schemas.microsoft.com/office/drawing/2017/model3d" xmlns:o="urn:schemas-microsoft-com:office:office" xmlns:r="http://schemas.openxmlformats.org/officeDocument/2006/relationships" xmlns:m="http://schemas.openxmlformats.org/officeDocument/2006/math" xmlns:v="urn:schemas-microsoft-com:vml" xmlns:wp14="http://schemas.microsoft.com/office/word/2010/wordprocessingDrawing" xmlns:wp="http://schemas.openxmlformats.org/drawingml/2006/wordprocessingDrawing" xmlns:w10="urn:schemas-microsoft-com:office:word" xmlns:w="http://schemas.openxmlformats.org/wordprocessingml/2006/main" xmlns:w14="http://schemas.microsoft.com/office/word/2010/wordml" xmlns:w15="http://schemas.microsoft.com/office/word/2012/wordml" xmlns:w16cex="http://schemas.microsoft.com/office/word/2018/wordml/cex" xmlns:w16cid="http://schemas.microsoft.com/office/word/2016/wordml/cid" xmlns:w16="http://schemas.microsoft.com/office/word/2018/wordml" xmlns:w16sdtdh="http://schemas.microsoft.com/office/word/2020/wordml/sdtdatahash" xmlns:w16se="http://schemas.microsoft.com/office/word/2015/wordml/symex" xmlns:wpg="http://schemas.microsoft.com/office/word/2010/wordprocessingGroup" xmlns:wpi="http://schemas.microsoft.com/office/word/2010/wordprocessingInk" xmlns:wne="http://schemas.microsoft.com/office/word/2006/wordml" xmlns:wps="http://schemas.microsoft.com/office/word/2010/wordprocessingShape" mc:Ignorable="w14 w15 w16se w16cid w16 w16cex w16sdtdh wp14">
   <w:abstractNum w:abstractNumId="0" w15:restartNumberingAfterBreak="0">
     <w:nsid w:val="21C668AD"/>
     <w:multiLevelType w:val="multilevel"/>
@@ -1694,7 +1693,7 @@
 </file>
 
 <file path=word/styles.xml><?xml version="1.0" encoding="utf-8"?>
-<w:styles xmlns:mc="http://schemas.openxmlformats.org/markup-compatibility/2006" xmlns:r="http://schemas.openxmlformats.org/officeDocument/2006/relationships" xmlns:w="http://schemas.openxmlformats.org/wordprocessingml/2006/main" xmlns:w14="http://schemas.microsoft.com/office/word/2010/wordml" xmlns:w15="http://schemas.microsoft.com/office/word/2012/wordml" xmlns:w16cex="http://schemas.microsoft.com/office/word/2018/wordml/cex" xmlns:w16cid="http://schemas.microsoft.com/office/word/2016/wordml/cid" xmlns:w16="http://schemas.microsoft.com/office/word/2018/wordml" xmlns:w16se="http://schemas.microsoft.com/office/word/2015/wordml/symex" mc:Ignorable="w14 w15 w16se w16cid w16 w16cex">
+<w:styles xmlns:mc="http://schemas.openxmlformats.org/markup-compatibility/2006" xmlns:r="http://schemas.openxmlformats.org/officeDocument/2006/relationships" xmlns:w="http://schemas.openxmlformats.org/wordprocessingml/2006/main" xmlns:w14="http://schemas.microsoft.com/office/word/2010/wordml" xmlns:w15="http://schemas.microsoft.com/office/word/2012/wordml" xmlns:w16cex="http://schemas.microsoft.com/office/word/2018/wordml/cex" xmlns:w16cid="http://schemas.microsoft.com/office/word/2016/wordml/cid" xmlns:w16="http://schemas.microsoft.com/office/word/2018/wordml" xmlns:w16sdtdh="http://schemas.microsoft.com/office/word/2020/wordml/sdtdatahash" xmlns:w16se="http://schemas.microsoft.com/office/word/2015/wordml/symex" mc:Ignorable="w14 w15 w16se w16cid w16 w16cex w16sdtdh">
   <w:docDefaults>
     <w:rPrDefault>
       <w:rPr>
@@ -2609,23 +2608,6 @@
 </file>
 
 <file path=customXml/item1.xml><?xml version="1.0" encoding="utf-8"?>
-<p:properties xmlns:p="http://schemas.microsoft.com/office/2006/metadata/properties" xmlns:xsi="http://www.w3.org/2001/XMLSchema-instance" xmlns:pc="http://schemas.microsoft.com/office/infopath/2007/PartnerControls">
-  <documentManagement>
-    <ReferenceId xmlns="aa959d31-8759-406f-8f75-7497590a0733" xsi:nil="true"/>
-  </documentManagement>
-</p:properties>
-</file>
-
-<file path=customXml/item2.xml><?xml version="1.0" encoding="utf-8"?>
-<?mso-contentType ?>
-<FormTemplates xmlns="http://schemas.microsoft.com/sharepoint/v3/contenttype/forms">
-  <Display>DocumentLibraryForm</Display>
-  <Edit>DocumentLibraryForm</Edit>
-  <New>DocumentLibraryForm</New>
-</FormTemplates>
-</file>
-
-<file path=customXml/item3.xml><?xml version="1.0" encoding="utf-8"?>
 <ct:contentTypeSchema xmlns:ct="http://schemas.microsoft.com/office/2006/metadata/contentType" xmlns:ma="http://schemas.microsoft.com/office/2006/metadata/properties/metaAttributes" ct:_="" ma:_="" ma:contentTypeName="Документ" ma:contentTypeID="0x010100BE59C381F157584E847F40BF3D5760D4" ma:contentTypeVersion="9" ma:contentTypeDescription="Создание документа." ma:contentTypeScope="" ma:versionID="ce870ca18754169408a4d8a23e458b04">
   <xsd:schema xmlns:xsd="http://www.w3.org/2001/XMLSchema" xmlns:xs="http://www.w3.org/2001/XMLSchema" xmlns:p="http://schemas.microsoft.com/office/2006/metadata/properties" xmlns:ns2="aa959d31-8759-406f-8f75-7497590a0733" targetNamespace="http://schemas.microsoft.com/office/2006/metadata/properties" ma:root="true" ma:fieldsID="21309b88f8dccf7a8e7e9fe3f72ab1f7" ns2:_="">
     <xsd:import namespace="aa959d31-8759-406f-8f75-7497590a0733"/>
@@ -2799,29 +2781,28 @@
 </ct:contentTypeSchema>
 </file>
 
+<file path=customXml/item2.xml><?xml version="1.0" encoding="utf-8"?>
+<?mso-contentType ?>
+<FormTemplates xmlns="http://schemas.microsoft.com/sharepoint/v3/contenttype/forms">
+  <Display>DocumentLibraryForm</Display>
+  <Edit>DocumentLibraryForm</Edit>
+  <New>DocumentLibraryForm</New>
+</FormTemplates>
+</file>
+
+<file path=customXml/item3.xml><?xml version="1.0" encoding="utf-8"?>
+<p:properties xmlns:p="http://schemas.microsoft.com/office/2006/metadata/properties" xmlns:xsi="http://www.w3.org/2001/XMLSchema-instance" xmlns:pc="http://schemas.microsoft.com/office/infopath/2007/PartnerControls">
+  <documentManagement>
+    <ReferenceId xmlns="aa959d31-8759-406f-8f75-7497590a0733" xsi:nil="true"/>
+  </documentManagement>
+</p:properties>
+</file>
+
 <file path=customXml/item4.xml><?xml version="1.0" encoding="utf-8"?>
 <b:Sources xmlns:b="http://schemas.openxmlformats.org/officeDocument/2006/bibliography" xmlns="http://schemas.openxmlformats.org/officeDocument/2006/bibliography" SelectedStyle="\GostName.XSL" StyleName="ГОСТ — сортировка по именам" Version="2003"/>
 </file>
 
 <file path=customXml/itemProps1.xml><?xml version="1.0" encoding="utf-8"?>
-<ds:datastoreItem xmlns:ds="http://schemas.openxmlformats.org/officeDocument/2006/customXml" ds:itemID="{6E7C0F4C-F014-4BA6-B01A-54786F37D04E}">
-  <ds:schemaRefs>
-    <ds:schemaRef ds:uri="http://schemas.microsoft.com/office/2006/metadata/properties"/>
-    <ds:schemaRef ds:uri="http://schemas.microsoft.com/office/infopath/2007/PartnerControls"/>
-    <ds:schemaRef ds:uri="aa959d31-8759-406f-8f75-7497590a0733"/>
-  </ds:schemaRefs>
-</ds:datastoreItem>
-</file>
-
-<file path=customXml/itemProps2.xml><?xml version="1.0" encoding="utf-8"?>
-<ds:datastoreItem xmlns:ds="http://schemas.openxmlformats.org/officeDocument/2006/customXml" ds:itemID="{E41A4599-5C30-43B1-8928-D54C6A2B4AA7}">
-  <ds:schemaRefs>
-    <ds:schemaRef ds:uri="http://schemas.microsoft.com/sharepoint/v3/contenttype/forms"/>
-  </ds:schemaRefs>
-</ds:datastoreItem>
-</file>
-
-<file path=customXml/itemProps3.xml><?xml version="1.0" encoding="utf-8"?>
 <ds:datastoreItem xmlns:ds="http://schemas.openxmlformats.org/officeDocument/2006/customXml" ds:itemID="{03407D4D-C0A9-41A7-80F0-4E6649605212}">
   <ds:schemaRefs>
     <ds:schemaRef ds:uri="http://schemas.microsoft.com/office/2006/metadata/contentType"/>
@@ -2839,6 +2820,24 @@
 </ds:datastoreItem>
 </file>
 
+<file path=customXml/itemProps2.xml><?xml version="1.0" encoding="utf-8"?>
+<ds:datastoreItem xmlns:ds="http://schemas.openxmlformats.org/officeDocument/2006/customXml" ds:itemID="{E41A4599-5C30-43B1-8928-D54C6A2B4AA7}">
+  <ds:schemaRefs>
+    <ds:schemaRef ds:uri="http://schemas.microsoft.com/sharepoint/v3/contenttype/forms"/>
+  </ds:schemaRefs>
+</ds:datastoreItem>
+</file>
+
+<file path=customXml/itemProps3.xml><?xml version="1.0" encoding="utf-8"?>
+<ds:datastoreItem xmlns:ds="http://schemas.openxmlformats.org/officeDocument/2006/customXml" ds:itemID="{6E7C0F4C-F014-4BA6-B01A-54786F37D04E}">
+  <ds:schemaRefs>
+    <ds:schemaRef ds:uri="http://schemas.microsoft.com/office/2006/metadata/properties"/>
+    <ds:schemaRef ds:uri="http://schemas.microsoft.com/office/infopath/2007/PartnerControls"/>
+    <ds:schemaRef ds:uri="aa959d31-8759-406f-8f75-7497590a0733"/>
+  </ds:schemaRefs>
+</ds:datastoreItem>
+</file>
+
 <file path=customXml/itemProps4.xml><?xml version="1.0" encoding="utf-8"?>
 <ds:datastoreItem xmlns:ds="http://schemas.openxmlformats.org/officeDocument/2006/customXml" ds:itemID="{11D6D51A-0727-4A28-9580-F1C102F56E7E}">
   <ds:schemaRefs>
